--- a/All_Books/01 RED DUST, GOLDEN LIGHT/Word version/RED_DUST__GOLDEN_LIGHT_zh_Hant.docx
+++ b/All_Books/01 RED DUST, GOLDEN LIGHT/Word version/RED_DUST__GOLDEN_LIGHT_zh_Hant.docx
@@ -3422,7 +3422,17 @@
           <w:color w:val="1A1C1E"/>
           <w:shd w:val="clear" w:color="auto" w:fill="FFFFFF"/>
         </w:rPr>
-        <w:t>當時，我記得自己嘴角不禁微微上揚。一部分是因為那個標題聽起來有些陳腔濫調，像是在為某個偏遠鄉村的週末禪修課程打廣告。另一部分，或許是更主要的原因，則是因為我是個屬於數字、屬於經得起驗證的研究、屬於清晰分明的分析數據的人。我的妻子慶玲，以她那語言工作者特有的細膩，總喜歡將我的思維比作我腕上那只瑞士腕錶的機芯，同樣的嚴謹與精確。我通常默不作聲，將此視為對我堅定不移的一種默許讚美。</w:t>
+        <w:t>當時，我記得自己嘴角不禁微微上揚。一部分是因為那個標題聽起來有些陳腔濫調，像是在為某個偏遠鄉村的週末禪修課程打廣告。另一部</w:t>
+      </w:r>
+      <w:bookmarkStart w:id="5" w:name="_GoBack"/>
+      <w:bookmarkEnd w:id="5"/>
+      <w:r>
+        <w:rPr>
+          <w:rFonts w:ascii="Yu Gothic" w:eastAsia="Yu Gothic" w:hAnsi="Yu Gothic" w:cs="Yu Gothic" w:hint="eastAsia"/>
+          <w:color w:val="1A1C1E"/>
+          <w:shd w:val="clear" w:color="auto" w:fill="FFFFFF"/>
+        </w:rPr>
+        <w:t>分，或許是更主要的原因，則是因為我是個屬於數字、屬於經得起驗證的研究、屬於清晰分明的分析數據的人。我的妻子慶玲，以她那語言工作者特有的細膩，總喜歡將我的思維比作我腕上那只瑞士腕錶的機芯，同樣的嚴謹與精確。我通常默不作聲，將此視為對我堅定不移的一種默許讚美。</w:t>
       </w:r>
     </w:p>
     <w:p>
@@ -5455,7 +5465,7 @@
           <w:rFonts w:ascii="Yu Gothic" w:eastAsia="Yu Gothic" w:hAnsi="Yu Gothic" w:cs="Yu Gothic" w:hint="default"/>
         </w:rPr>
       </w:pPr>
-      <w:bookmarkStart w:id="5" w:name="_Toc13312"/>
+      <w:bookmarkStart w:id="6" w:name="_Toc13312"/>
       <w:r>
         <w:rPr>
           <w:rFonts w:ascii="Yu Gothic" w:eastAsia="Yu Gothic" w:hAnsi="Yu Gothic" w:cs="Yu Gothic"/>
@@ -5479,7 +5489,7 @@
         </w:rPr>
         <w:t>初踏異鄉</w:t>
       </w:r>
-      <w:bookmarkEnd w:id="5"/>
+      <w:bookmarkEnd w:id="6"/>
     </w:p>
     <w:p>
       <w:pPr>
@@ -8183,7 +8193,7 @@
           <w:rFonts w:ascii="Yu Gothic" w:eastAsia="Yu Gothic" w:hAnsi="Yu Gothic" w:cs="Yu Gothic" w:hint="default"/>
         </w:rPr>
       </w:pPr>
-      <w:bookmarkStart w:id="6" w:name="_Toc6806"/>
+      <w:bookmarkStart w:id="7" w:name="_Toc6806"/>
       <w:r>
         <w:rPr>
           <w:rFonts w:ascii="Yu Gothic" w:eastAsia="Yu Gothic" w:hAnsi="Yu Gothic" w:cs="Yu Gothic"/>
@@ -8206,7 +8216,7 @@
         </w:rPr>
         <w:t>山巔隱士</w:t>
       </w:r>
-      <w:bookmarkEnd w:id="6"/>
+      <w:bookmarkEnd w:id="7"/>
     </w:p>
     <w:p>
       <w:pPr>
@@ -11410,7 +11420,7 @@
           <w:rFonts w:ascii="Yu Gothic" w:eastAsia="Yu Gothic" w:hAnsi="Yu Gothic" w:cs="Yu Gothic" w:hint="default"/>
         </w:rPr>
       </w:pPr>
-      <w:bookmarkStart w:id="7" w:name="_Toc5475"/>
+      <w:bookmarkStart w:id="8" w:name="_Toc5475"/>
       <w:r>
         <w:rPr>
           <w:rFonts w:ascii="Yu Gothic" w:eastAsia="Yu Gothic" w:hAnsi="Yu Gothic" w:cs="Yu Gothic"/>
@@ -11433,7 +11443,7 @@
         </w:rPr>
         <w:t>玄秘之事的女法醫</w:t>
       </w:r>
-      <w:bookmarkEnd w:id="7"/>
+      <w:bookmarkEnd w:id="8"/>
     </w:p>
     <w:p>
       <w:pPr>
@@ -12734,7 +12744,22 @@
           <w:color w:val="1A1C1E"/>
           <w:shd w:val="clear" w:color="auto" w:fill="FFFFFF"/>
         </w:rPr>
-        <w:t>我輕輕點頭。那確實是現代醫學非常基礎且普遍的 접근方式。</w:t>
+        <w:t>我輕輕點頭。那確實是現代醫學非常基礎且普遍的</w:t>
+      </w:r>
+      <w:r>
+        <w:rPr>
+          <w:rFonts w:ascii="Yu Gothic" w:eastAsia="Yu Gothic" w:hAnsi="Yu Gothic" w:cs="Yu Gothic"/>
+          <w:color w:val="1A1C1E"/>
+        </w:rPr>
+        <w:t>處理</w:t>
+      </w:r>
+      <w:r>
+        <w:rPr>
+          <w:rFonts w:ascii="Yu Gothic" w:eastAsia="Yu Gothic" w:hAnsi="Yu Gothic" w:cs="Yu Gothic" w:hint="eastAsia"/>
+          <w:color w:val="1A1C1E"/>
+          <w:shd w:val="clear" w:color="auto" w:fill="FFFFFF"/>
+        </w:rPr>
+        <w:t>方式。</w:t>
       </w:r>
     </w:p>
     <w:p>
@@ -13741,7 +13766,7 @@
           <w:rFonts w:ascii="Yu Gothic" w:eastAsia="Yu Gothic" w:hAnsi="Yu Gothic" w:cs="Yu Gothic" w:hint="default"/>
         </w:rPr>
       </w:pPr>
-      <w:bookmarkStart w:id="8" w:name="_Toc23546"/>
+      <w:bookmarkStart w:id="9" w:name="_Toc23546"/>
       <w:r>
         <w:rPr>
           <w:rFonts w:ascii="Yu Gothic" w:eastAsia="Yu Gothic" w:hAnsi="Yu Gothic" w:cs="Yu Gothic"/>
@@ -13764,7 +13789,7 @@
         </w:rPr>
         <w:t>時間靜止的小鎮</w:t>
       </w:r>
-      <w:bookmarkEnd w:id="8"/>
+      <w:bookmarkEnd w:id="9"/>
     </w:p>
     <w:p>
       <w:pPr>
@@ -15990,7 +16015,7 @@
           <w:rFonts w:ascii="Yu Gothic" w:eastAsia="Yu Gothic" w:hAnsi="Yu Gothic" w:cs="Yu Gothic" w:hint="default"/>
         </w:rPr>
       </w:pPr>
-      <w:bookmarkStart w:id="9" w:name="_Toc23342"/>
+      <w:bookmarkStart w:id="10" w:name="_Toc23342"/>
       <w:r>
         <w:rPr>
           <w:rFonts w:ascii="Yu Gothic" w:eastAsia="Yu Gothic" w:hAnsi="Yu Gothic" w:cs="Yu Gothic"/>
@@ -16013,7 +16038,7 @@
         </w:rPr>
         <w:t xml:space="preserve"> 編織因緣之人</w:t>
       </w:r>
-      <w:bookmarkEnd w:id="9"/>
+      <w:bookmarkEnd w:id="10"/>
     </w:p>
     <w:p>
       <w:pPr>
@@ -16667,14 +16692,32 @@
         <w:rPr>
           <w:rFonts w:ascii="Yu Gothic" w:eastAsia="Yu Gothic" w:hAnsi="Yu Gothic" w:cs="Yu Gothic" w:hint="eastAsia"/>
         </w:rPr>
-        <w:t>慶玲專注地聽著故事，秀氣的眉頭微微蹙起。她深知這些模式，那些需跨越社會偏見的坎坷愛情，那些作為民間文學常見素材的悲劇。她為故事中人物的命運感到動容與惋</w:t>
-      </w:r>
-      <w:r>
-        <w:rPr>
-          <w:rFonts w:ascii="Yu Gothic" w:eastAsia="Yu Gothic" w:hAnsi="Yu Gothic" w:cs="Yu Gothic" w:hint="eastAsia"/>
+        <w:t>慶玲專注地聽著故事，秀氣的眉頭微微蹙起。她深知這些模式，那些需跨越社會偏見的坎坷愛情，</w:t>
+      </w:r>
+      <w:r>
+        <w:rPr>
+          <w:rFonts w:ascii="Yu Gothic" w:eastAsia="Yu Gothic" w:hAnsi="Yu Gothic" w:cs="Yu Gothic" w:hint="eastAsia"/>
+        </w:rPr>
+        <w:t>那些作為民間文學常見素材的悲劇。她為故事中人物的命運感到動容與</w:t>
+      </w:r>
+      <w:r>
+        <w:rPr>
+          <w:rFonts w:ascii="Yu Gothic" w:eastAsia="Yu Gothic" w:hAnsi="Yu Gothic" w:cs="Yu Gothic"/>
+        </w:rPr>
+        <w:t>惋</w:t>
+      </w:r>
+      <w:r>
+        <w:rPr>
+          <w:rFonts w:ascii="Yu Gothic" w:eastAsia="Yu Gothic" w:hAnsi="Yu Gothic" w:cs="Yu Gothic"/>
         </w:rPr>
         <w:lastRenderedPageBreak/>
-        <w:t>an，但同時，她內心身為研究者的那部分理智，仍在試圖分析這個故事的結構。</w:t>
+        <w:t>惜</w:t>
+      </w:r>
+      <w:r>
+        <w:rPr>
+          <w:rFonts w:ascii="Yu Gothic" w:eastAsia="Yu Gothic" w:hAnsi="Yu Gothic" w:cs="Yu Gothic" w:hint="eastAsia"/>
+        </w:rPr>
+        <w:t>，但同時，她內心身為研究者的那部分理智，仍在試圖分析這個故事的結構。</w:t>
       </w:r>
     </w:p>
     <w:p>
@@ -17351,7 +17394,7 @@
           <w:rFonts w:ascii="Yu Gothic" w:eastAsia="Yu Gothic" w:hAnsi="Yu Gothic" w:cs="Yu Gothic" w:hint="default"/>
         </w:rPr>
       </w:pPr>
-      <w:bookmarkStart w:id="10" w:name="_Toc15578"/>
+      <w:bookmarkStart w:id="11" w:name="_Toc15578"/>
       <w:r>
         <w:rPr>
           <w:rFonts w:ascii="Yu Gothic" w:eastAsia="Yu Gothic" w:hAnsi="Yu Gothic" w:cs="Yu Gothic"/>
@@ -17374,7 +17417,7 @@
         </w:rPr>
         <w:t>命運的古董店</w:t>
       </w:r>
-      <w:bookmarkEnd w:id="10"/>
+      <w:bookmarkEnd w:id="11"/>
     </w:p>
     <w:p>
       <w:pPr>
@@ -19244,7 +19287,7 @@
           <w:rFonts w:ascii="Yu Gothic" w:eastAsia="Yu Gothic" w:hAnsi="Yu Gothic" w:cs="Yu Gothic" w:hint="default"/>
         </w:rPr>
       </w:pPr>
-      <w:bookmarkStart w:id="11" w:name="_Toc12655"/>
+      <w:bookmarkStart w:id="12" w:name="_Toc12655"/>
       <w:r>
         <w:rPr>
           <w:rFonts w:ascii="Yu Gothic" w:eastAsia="Yu Gothic" w:hAnsi="Yu Gothic" w:cs="Yu Gothic"/>
@@ -19268,7 +19311,7 @@
         </w:rPr>
         <w:t>沒有封面的書</w:t>
       </w:r>
-      <w:bookmarkEnd w:id="11"/>
+      <w:bookmarkEnd w:id="12"/>
     </w:p>
     <w:p>
       <w:pPr>
@@ -21856,7 +21899,7 @@
           <w:rFonts w:ascii="Yu Gothic" w:eastAsia="Yu Gothic" w:hAnsi="Yu Gothic" w:cs="Yu Gothic" w:hint="default"/>
         </w:rPr>
       </w:pPr>
-      <w:bookmarkStart w:id="12" w:name="_Toc8335"/>
+      <w:bookmarkStart w:id="13" w:name="_Toc8335"/>
       <w:r>
         <w:rPr>
           <w:rFonts w:ascii="Yu Gothic" w:eastAsia="Yu Gothic" w:hAnsi="Yu Gothic" w:cs="Yu Gothic"/>
@@ -21879,7 +21922,7 @@
         </w:rPr>
         <w:t>法理的啟迪與修煉的群體</w:t>
       </w:r>
-      <w:bookmarkEnd w:id="12"/>
+      <w:bookmarkEnd w:id="13"/>
     </w:p>
     <w:p>
       <w:pPr>
@@ -23222,7 +23265,7 @@
           <w:rFonts w:ascii="Yu Gothic" w:eastAsia="Yu Gothic" w:hAnsi="Yu Gothic" w:cs="Yu Gothic" w:hint="default"/>
         </w:rPr>
       </w:pPr>
-      <w:bookmarkStart w:id="13" w:name="_Toc24448"/>
+      <w:bookmarkStart w:id="14" w:name="_Toc24448"/>
       <w:r>
         <w:rPr>
           <w:rFonts w:ascii="Yu Gothic" w:eastAsia="Yu Gothic" w:hAnsi="Yu Gothic" w:cs="Yu Gothic"/>
@@ -23245,7 +23288,7 @@
         </w:rPr>
         <w:t>在紅日之下 - 被掩蓋的真相</w:t>
       </w:r>
-      <w:bookmarkEnd w:id="13"/>
+      <w:bookmarkEnd w:id="14"/>
     </w:p>
     <w:p>
       <w:pPr>
@@ -24614,7 +24657,7 @@
           <w:rFonts w:ascii="Yu Gothic" w:eastAsia="Yu Gothic" w:hAnsi="Yu Gothic" w:cs="Yu Gothic" w:hint="default"/>
         </w:rPr>
       </w:pPr>
-      <w:bookmarkStart w:id="14" w:name="_Toc25838"/>
+      <w:bookmarkStart w:id="15" w:name="_Toc25838"/>
       <w:r>
         <w:rPr>
           <w:rFonts w:ascii="Yu Gothic" w:eastAsia="Yu Gothic" w:hAnsi="Yu Gothic" w:cs="Yu Gothic"/>
@@ -24637,7 +24680,7 @@
         </w:rPr>
         <w:t>風暴夜中的淚水 - 一個家庭的悲劇</w:t>
       </w:r>
-      <w:bookmarkEnd w:id="14"/>
+      <w:bookmarkEnd w:id="15"/>
     </w:p>
     <w:p>
       <w:pPr>
@@ -25975,7 +26018,7 @@
           <w:rFonts w:ascii="Yu Gothic" w:eastAsia="Yu Gothic" w:hAnsi="Yu Gothic" w:cs="Yu Gothic" w:hint="default"/>
         </w:rPr>
       </w:pPr>
-      <w:bookmarkStart w:id="15" w:name="_Toc6227"/>
+      <w:bookmarkStart w:id="16" w:name="_Toc6227"/>
       <w:r>
         <w:rPr>
           <w:rFonts w:ascii="Yu Gothic" w:eastAsia="Yu Gothic" w:hAnsi="Yu Gothic" w:cs="Yu Gothic"/>
@@ -25998,7 +26041,7 @@
         </w:rPr>
         <w:t>穿越黑夜 - 面對與逃離</w:t>
       </w:r>
-      <w:bookmarkEnd w:id="15"/>
+      <w:bookmarkEnd w:id="16"/>
     </w:p>
     <w:p>
       <w:pPr>
@@ -28003,7 +28046,7 @@
           <w:rFonts w:ascii="Yu Gothic" w:eastAsia="Yu Gothic" w:hAnsi="Yu Gothic" w:cs="Yu Gothic" w:hint="default"/>
         </w:rPr>
       </w:pPr>
-      <w:bookmarkStart w:id="16" w:name="_Toc21443"/>
+      <w:bookmarkStart w:id="17" w:name="_Toc21443"/>
       <w:r>
         <w:rPr>
           <w:rFonts w:ascii="Yu Gothic" w:eastAsia="Yu Gothic" w:hAnsi="Yu Gothic" w:cs="Yu Gothic"/>
@@ -28026,7 +28069,7 @@
         </w:rPr>
         <w:t>東方既白 - 歸來與傳播</w:t>
       </w:r>
-      <w:bookmarkEnd w:id="16"/>
+      <w:bookmarkEnd w:id="17"/>
     </w:p>
     <w:p>
       <w:pPr>
@@ -29641,7 +29684,7 @@
           <w:rFonts w:ascii="Yu Gothic" w:eastAsia="Yu Gothic" w:hAnsi="Yu Gothic" w:cs="Yu Gothic" w:hint="default"/>
         </w:rPr>
       </w:pPr>
-      <w:bookmarkStart w:id="17" w:name="_Toc32392"/>
+      <w:bookmarkStart w:id="18" w:name="_Toc32392"/>
       <w:r>
         <w:rPr>
           <w:rFonts w:ascii="Yu Gothic" w:eastAsia="Yu Gothic" w:hAnsi="Yu Gothic" w:cs="Yu Gothic"/>
@@ -29649,7 +29692,7 @@
         <w:lastRenderedPageBreak/>
         <w:t>結語</w:t>
       </w:r>
-      <w:bookmarkEnd w:id="17"/>
+      <w:bookmarkEnd w:id="18"/>
     </w:p>
     <w:p>
       <w:pPr>
@@ -29910,7 +29953,7 @@
           <w:rFonts w:ascii="Yu Gothic" w:eastAsia="Yu Gothic" w:hAnsi="Yu Gothic" w:cs="Yu Gothic" w:hint="default"/>
         </w:rPr>
       </w:pPr>
-      <w:bookmarkStart w:id="18" w:name="_Toc3374"/>
+      <w:bookmarkStart w:id="19" w:name="_Toc3374"/>
       <w:r>
         <w:rPr>
           <w:rFonts w:ascii="Yu Gothic" w:eastAsia="Yu Gothic" w:hAnsi="Yu Gothic" w:cs="Yu Gothic"/>
@@ -29930,7 +29973,7 @@
         </w:rPr>
         <w:t xml:space="preserve"> MEDIA 計畫</w:t>
       </w:r>
-      <w:bookmarkEnd w:id="18"/>
+      <w:bookmarkEnd w:id="19"/>
     </w:p>
     <w:p>
       <w:pPr>
@@ -29953,7 +29996,7 @@
           <w:szCs w:val="28"/>
         </w:rPr>
       </w:pPr>
-      <w:bookmarkStart w:id="19" w:name="_Toc460"/>
+      <w:bookmarkStart w:id="20" w:name="_Toc460"/>
       <w:r>
         <w:rPr>
           <w:rFonts w:ascii="Yu Gothic" w:eastAsia="Yu Gothic" w:hAnsi="Yu Gothic" w:cs="Yu Gothic" w:hint="eastAsia"/>
@@ -29964,7 +30007,7 @@
         </w:rPr>
         <w:t>關於作者</w:t>
       </w:r>
-      <w:bookmarkEnd w:id="19"/>
+      <w:bookmarkEnd w:id="20"/>
       <w:r>
         <w:rPr>
           <w:rFonts w:ascii="Yu Gothic" w:eastAsia="Yu Gothic" w:hAnsi="Yu Gothic" w:cs="Yu Gothic" w:hint="eastAsia"/>
@@ -30043,7 +30086,7 @@
           <w:szCs w:val="32"/>
         </w:rPr>
       </w:pPr>
-      <w:bookmarkStart w:id="20" w:name="_Toc6636"/>
+      <w:bookmarkStart w:id="21" w:name="_Toc6636"/>
       <w:r>
         <w:rPr>
           <w:rFonts w:ascii="Yu Gothic" w:eastAsia="Yu Gothic" w:hAnsi="Yu Gothic" w:cs="Yu Gothic" w:hint="eastAsia"/>
@@ -30054,7 +30097,7 @@
         </w:rPr>
         <w:t>關於計畫</w:t>
       </w:r>
-      <w:bookmarkEnd w:id="20"/>
+      <w:bookmarkEnd w:id="21"/>
       <w:r>
         <w:rPr>
           <w:rFonts w:ascii="Yu Gothic" w:eastAsia="Yu Gothic" w:hAnsi="Yu Gothic" w:cs="Yu Gothic" w:hint="eastAsia"/>
@@ -30114,14 +30157,14 @@
       <w:pPr>
         <w:pStyle w:val="NormalWeb"/>
       </w:pPr>
-      <w:bookmarkStart w:id="21" w:name="_Toc10384"/>
+      <w:bookmarkStart w:id="22" w:name="_Toc10384"/>
       <w:r>
         <w:rPr>
           <w:rFonts w:hint="eastAsia"/>
         </w:rPr>
         <w:t>聯絡方式</w:t>
       </w:r>
-      <w:bookmarkEnd w:id="21"/>
+      <w:bookmarkEnd w:id="22"/>
     </w:p>
     <w:p>
       <w:pPr>
@@ -30328,7 +30371,7 @@
           <w:szCs w:val="32"/>
         </w:rPr>
       </w:pPr>
-      <w:bookmarkStart w:id="22" w:name="_Toc3274"/>
+      <w:bookmarkStart w:id="23" w:name="_Toc3274"/>
       <w:r>
         <w:rPr>
           <w:rFonts w:ascii="Yu Gothic" w:eastAsia="Yu Gothic" w:hAnsi="Yu Gothic" w:cs="Yu Gothic" w:hint="eastAsia"/>
@@ -30339,7 +30382,7 @@
         </w:rPr>
         <w:t>同一計畫的其他作品</w:t>
       </w:r>
-      <w:bookmarkEnd w:id="22"/>
+      <w:bookmarkEnd w:id="23"/>
       <w:r>
         <w:rPr>
           <w:rFonts w:ascii="Yu Gothic" w:eastAsia="Yu Gothic" w:hAnsi="Yu Gothic" w:cs="Yu Gothic" w:hint="eastAsia"/>
@@ -30631,8 +30674,6 @@
         </w:rPr>
         <w:t>願神、願佛在您探索真理的旅程中賜福予您。</w:t>
       </w:r>
-      <w:bookmarkStart w:id="23" w:name="_GoBack"/>
-      <w:bookmarkEnd w:id="23"/>
     </w:p>
     <w:p>
       <w:pPr>
@@ -30771,7 +30812,7 @@
                             <w:rPr>
                               <w:noProof/>
                             </w:rPr>
-                            <w:t>305</w:t>
+                            <w:t>13</w:t>
                           </w:r>
                           <w:r>
                             <w:fldChar w:fldCharType="end"/>
@@ -30814,7 +30855,7 @@
                       <w:rPr>
                         <w:noProof/>
                       </w:rPr>
-                      <w:t>305</w:t>
+                      <w:t>13</w:t>
                     </w:r>
                     <w:r>
                       <w:fldChar w:fldCharType="end"/>
@@ -31112,7 +31153,6 @@
     <w:lsdException w:name="Table Web 1" w:semiHidden="1" w:unhideWhenUsed="1"/>
     <w:lsdException w:name="Table Web 2" w:semiHidden="1" w:unhideWhenUsed="1"/>
     <w:lsdException w:name="Table Web 3" w:semiHidden="1" w:unhideWhenUsed="1"/>
-    <w:lsdException w:name="Table Grid" w:semiHidden="1" w:unhideWhenUsed="1"/>
     <w:lsdException w:name="Table Theme" w:semiHidden="1" w:unhideWhenUsed="1"/>
     <w:lsdException w:name="Placeholder Text" w:semiHidden="1" w:uiPriority="99"/>
     <w:lsdException w:name="No Spacing" w:uiPriority="99"/>
@@ -31459,6 +31499,11 @@
     <w:name w:val="WPSOffice手动目录 1"/>
     <w:qFormat/>
   </w:style>
+  <w:style w:type="character" w:customStyle="1" w:styleId="ng-star-inserted">
+    <w:name w:val="ng-star-inserted"/>
+    <w:basedOn w:val="DefaultParagraphFont"/>
+    <w:rsid w:val="00390F4D"/>
+  </w:style>
 </w:styles>
 </file>
 
